--- a/2026-08-30 — The Rosh HaShanah Tefillah — Malchiyos, Zichronos, Shofaros and the Duality of the Day — styled.docx
+++ b/2026-08-30 — The Rosh HaShanah Tefillah — Malchiyos, Zichronos, Shofaros and the Duality of the Day — styled.docx
@@ -5692,7 +5692,7 @@
           <w:color w:val="1A1A1A"/>
           <w:sz w:val="21"/>
         </w:rPr>
-        <w:t>גמרא ראש השנה — Malchiyos combines with Kedushas HaYom: "</w:t>
+        <w:t>גמרא ראש השנה ל״ד ע״ב — Malchiyos combines with Kedushas HaYom: "</w:t>
       </w:r>
       <w:r>
         <w:rPr>
@@ -5740,7 +5740,7 @@
           <w:color w:val="1A1A1A"/>
           <w:sz w:val="21"/>
         </w:rPr>
-        <w:t>גמרא במסכת ראש השנה דף ל״ב</w:t>
+        <w:t>גמרא במסכת ראש השנה דף ל״ד ע״ב</w:t>
       </w:r>
       <w:r>
         <w:rPr>
@@ -5750,7 +5750,7 @@
           <w:color w:val="1A1A1A"/>
           <w:sz w:val="21"/>
         </w:rPr>
-        <w:t xml:space="preserve"> discusses the combination of </w:t>
+        <w:t xml:space="preserve"> (בשם רבה) preserves the classic formula: </w:t>
       </w:r>
       <w:r>
         <w:rPr>
@@ -5760,7 +5760,7 @@
           <w:color w:val="1A1A1A"/>
           <w:sz w:val="21"/>
         </w:rPr>
-        <w:t>מלכויות</w:t>
+        <w:t>"אמרו לפני בראש השנה מלכיות זכרונות ושופרות. מלכיות — כדי שתמליכוני עליכם; זכרונות — כדי שיעלה זכרוניכם לפני לטובה; ובמה — בשופר."</w:t>
       </w:r>
       <w:r>
         <w:rPr>
@@ -5770,13 +5770,13 @@
           <w:color w:val="1A1A1A"/>
           <w:sz w:val="21"/>
         </w:rPr>
-        <w:t xml:space="preserve"> with </w:t>
-      </w:r>
-      <w:r>
-        <w:rPr>
-          <w:rFonts w:ascii="SBL Hebrew" w:hAnsi="SBL Hebrew" w:cs="SBL Hebrew" w:eastAsia="SBL Hebrew"/>
-          <w:b w:val="0"/>
-          <w:i w:val="0"/>
+        <w:t xml:space="preserve"> The </w:t>
+      </w:r>
+      <w:r>
+        <w:rPr>
+          <w:rFonts w:ascii="Georgia" w:hAnsi="Georgia" w:cs="SBL Hebrew" w:eastAsia="Georgia"/>
+          <w:b w:val="0"/>
+          <w:i/>
           <w:color w:val="1A1A1A"/>
           <w:sz w:val="21"/>
         </w:rPr>
@@ -5790,17 +5790,17 @@
           <w:color w:val="1A1A1A"/>
           <w:sz w:val="21"/>
         </w:rPr>
-        <w:t xml:space="preserve"> and the reasoning behind each of the three special sections. The formula </w:t>
-      </w:r>
-      <w:r>
-        <w:rPr>
-          <w:rFonts w:ascii="SBL Hebrew" w:hAnsi="SBL Hebrew" w:cs="SBL Hebrew" w:eastAsia="SBL Hebrew"/>
-          <w:b w:val="0"/>
-          <w:i w:val="0"/>
+        <w:t xml:space="preserve"> of ראש השנה </w:t>
+      </w:r>
+      <w:r>
+        <w:rPr>
+          <w:rFonts w:ascii="Georgia" w:hAnsi="Georgia" w:cs="SBL Hebrew" w:eastAsia="Georgia"/>
+          <w:b w:val="0"/>
+          <w:i/>
           <w:color w:val="1A1A1A"/>
           <w:sz w:val="21"/>
         </w:rPr>
-        <w:t>"כדי שתמליכוני עליכם"</w:t>
+        <w:t>is</w:t>
       </w:r>
       <w:r>
         <w:rPr>
@@ -5810,7 +5810,7 @@
           <w:color w:val="1A1A1A"/>
           <w:sz w:val="21"/>
         </w:rPr>
-        <w:t xml:space="preserve"> is the Gemara's answer to why מלכויות is embedded specifically in the קדושת היום ברכה: the </w:t>
+        <w:t xml:space="preserve"> the coronation of הקב״ה. (The </w:t>
       </w:r>
       <w:r>
         <w:rPr>
@@ -5820,7 +5820,7 @@
           <w:color w:val="1A1A1A"/>
           <w:sz w:val="21"/>
         </w:rPr>
-        <w:t>קדושת היום</w:t>
+        <w:t>placement</w:t>
       </w:r>
       <w:r>
         <w:rPr>
@@ -5830,127 +5830,7 @@
           <w:color w:val="1A1A1A"/>
           <w:sz w:val="21"/>
         </w:rPr>
-        <w:t xml:space="preserve"> of ראש השנה </w:t>
-      </w:r>
-      <w:r>
-        <w:rPr>
-          <w:rFonts w:ascii="Georgia" w:hAnsi="Georgia" w:cs="SBL Hebrew" w:eastAsia="Georgia"/>
-          <w:b w:val="0"/>
-          <w:i/>
-          <w:color w:val="1A1A1A"/>
-          <w:sz w:val="21"/>
-        </w:rPr>
-        <w:t>is</w:t>
-      </w:r>
-      <w:r>
-        <w:rPr>
-          <w:rFonts w:ascii="Georgia" w:hAnsi="Georgia" w:cs="SBL Hebrew" w:eastAsia="Georgia"/>
-          <w:b w:val="0"/>
-          <w:i w:val="0"/>
-          <w:color w:val="1A1A1A"/>
-          <w:sz w:val="21"/>
-        </w:rPr>
-        <w:t xml:space="preserve"> the coronation of הקב״ה. Parallel formulas for the other two sections: </w:t>
-      </w:r>
-      <w:r>
-        <w:rPr>
-          <w:rFonts w:ascii="SBL Hebrew" w:hAnsi="SBL Hebrew" w:cs="SBL Hebrew" w:eastAsia="SBL Hebrew"/>
-          <w:b w:val="0"/>
-          <w:i w:val="0"/>
-          <w:color w:val="1A1A1A"/>
-          <w:sz w:val="21"/>
-        </w:rPr>
-        <w:t>זכרונות</w:t>
-      </w:r>
-      <w:r>
-        <w:rPr>
-          <w:rFonts w:ascii="Georgia" w:hAnsi="Georgia" w:cs="SBL Hebrew" w:eastAsia="Georgia"/>
-          <w:b w:val="0"/>
-          <w:i w:val="0"/>
-          <w:color w:val="1A1A1A"/>
-          <w:sz w:val="21"/>
-        </w:rPr>
-        <w:t xml:space="preserve"> — </w:t>
-      </w:r>
-      <w:r>
-        <w:rPr>
-          <w:rFonts w:ascii="SBL Hebrew" w:hAnsi="SBL Hebrew" w:cs="SBL Hebrew" w:eastAsia="SBL Hebrew"/>
-          <w:b w:val="0"/>
-          <w:i w:val="0"/>
-          <w:color w:val="1A1A1A"/>
-          <w:sz w:val="21"/>
-        </w:rPr>
-        <w:t>"כדי שיעלה זכרונכם לפני לטובה"</w:t>
-      </w:r>
-      <w:r>
-        <w:rPr>
-          <w:rFonts w:ascii="Georgia" w:hAnsi="Georgia" w:cs="SBL Hebrew" w:eastAsia="Georgia"/>
-          <w:b w:val="0"/>
-          <w:i w:val="0"/>
-          <w:color w:val="1A1A1A"/>
-          <w:sz w:val="21"/>
-        </w:rPr>
-        <w:t xml:space="preserve">; </w:t>
-      </w:r>
-      <w:r>
-        <w:rPr>
-          <w:rFonts w:ascii="SBL Hebrew" w:hAnsi="SBL Hebrew" w:cs="SBL Hebrew" w:eastAsia="SBL Hebrew"/>
-          <w:b w:val="0"/>
-          <w:i w:val="0"/>
-          <w:color w:val="1A1A1A"/>
-          <w:sz w:val="21"/>
-        </w:rPr>
-        <w:t>שופרות</w:t>
-      </w:r>
-      <w:r>
-        <w:rPr>
-          <w:rFonts w:ascii="Georgia" w:hAnsi="Georgia" w:cs="SBL Hebrew" w:eastAsia="Georgia"/>
-          <w:b w:val="0"/>
-          <w:i w:val="0"/>
-          <w:color w:val="1A1A1A"/>
-          <w:sz w:val="21"/>
-        </w:rPr>
-        <w:t xml:space="preserve"> — the </w:t>
-      </w:r>
-      <w:r>
-        <w:rPr>
-          <w:rFonts w:ascii="SBL Hebrew" w:hAnsi="SBL Hebrew" w:cs="SBL Hebrew" w:eastAsia="SBL Hebrew"/>
-          <w:b w:val="0"/>
-          <w:i w:val="0"/>
-          <w:color w:val="1A1A1A"/>
-          <w:sz w:val="21"/>
-        </w:rPr>
-        <w:t>עבודה</w:t>
-      </w:r>
-      <w:r>
-        <w:rPr>
-          <w:rFonts w:ascii="Georgia" w:hAnsi="Georgia" w:cs="SBL Hebrew" w:eastAsia="Georgia"/>
-          <w:b w:val="0"/>
-          <w:i w:val="0"/>
-          <w:color w:val="1A1A1A"/>
-          <w:sz w:val="21"/>
-        </w:rPr>
-        <w:t xml:space="preserve"> and </w:t>
-      </w:r>
-      <w:r>
-        <w:rPr>
-          <w:rFonts w:ascii="SBL Hebrew" w:hAnsi="SBL Hebrew" w:cs="SBL Hebrew" w:eastAsia="SBL Hebrew"/>
-          <w:b w:val="0"/>
-          <w:i w:val="0"/>
-          <w:color w:val="1A1A1A"/>
-          <w:sz w:val="21"/>
-        </w:rPr>
-        <w:t>זכר לשופר של מתן תורה ולעתיד לבוא</w:t>
-      </w:r>
-      <w:r>
-        <w:rPr>
-          <w:rFonts w:ascii="Georgia" w:hAnsi="Georgia" w:cs="SBL Hebrew" w:eastAsia="Georgia"/>
-          <w:b w:val="0"/>
-          <w:i w:val="0"/>
-          <w:color w:val="1A1A1A"/>
-          <w:sz w:val="21"/>
-        </w:rPr>
-        <w:t>.</w:t>
+        <w:t xml:space="preserve"> of מלכויות within קדושת היום is the substance of the earlier מחלוקת in the משנה on דף ל״ב ע״א — see fn5.)</w:t>
       </w:r>
     </w:p>
     <w:p>
@@ -5975,7 +5855,7 @@
           <w:color w:val="1A1A1A"/>
           <w:sz w:val="21"/>
         </w:rPr>
-        <w:t>רבי עקיבא vs. רבי יוחנן בן נורי — placement of Malchiyos (RH 34b)</w:t>
+        <w:t>רבי עקיבא vs. רבי יוחנן בן נורי — placement of Malchiyos (משנה ר״ה ד':ה' / דף ל״ב ע״א)</w:t>
       </w:r>
       <w:r>
         <w:rPr>
@@ -6003,7 +5883,7 @@
           <w:color w:val="1A1A1A"/>
           <w:sz w:val="21"/>
         </w:rPr>
-        <w:t>גמרא ראש השנה דף ל״ד ע״ב</w:t>
+        <w:t>משנה במסכת ראש השנה פרק ד' משנה ה' (מובאת בגמרא דף ל״ב ע״א)</w:t>
       </w:r>
       <w:r>
         <w:rPr>
